--- a/a7/build/out/u3/A7 3.09  Question Bank Key.docx
+++ b/a7/build/out/u3/A7 3.09  Question Bank Key.docx
@@ -2315,6 +2315,65 @@
                 <w:rFonts w:ascii="FreeSerif" w:hAnsi="FreeSerif" w:eastAsia="FreeSerif"/>
                 <w:b w:val="0"/>
                 <w:i w:val="0"/>
+                <w:color w:val="1A1A1A"/>
+                <w:sz w:val="22"/>
+              </w:rPr>
+              <w:t xml:space="preserve">○   </w:t>
+            </w:r>
+            <w:r>
+              <w:rPr>
+                <w:b w:val="0"/>
+                <w:i w:val="0"/>
+                <w:color w:val="1A1A1A"/>
+                <w:sz w:val="22"/>
+              </w:rPr>
+              <w:t xml:space="preserve">A.  </w:t>
+            </w:r>
+            <w:r>
+              <w:drawing>
+                <wp:inline xmlns:a="http://schemas.openxmlformats.org/drawingml/2006/main" xmlns:pic="http://schemas.openxmlformats.org/drawingml/2006/picture">
+                  <wp:extent cx="606552" cy="146304"/>
+                  <wp:docPr id="25" name="Picture 25"/>
+                  <wp:cNvGraphicFramePr>
+                    <a:graphicFrameLocks noChangeAspect="1"/>
+                  </wp:cNvGraphicFramePr>
+                  <a:graphic>
+                    <a:graphicData uri="http://schemas.openxmlformats.org/drawingml/2006/picture">
+                      <pic:pic>
+                        <pic:nvPicPr>
+                          <pic:cNvPr id="0" name="3d7226aff490f32b.png"/>
+                          <pic:cNvPicPr/>
+                        </pic:nvPicPr>
+                        <pic:blipFill>
+                          <a:blip r:embed="rId32"/>
+                          <a:stretch>
+                            <a:fillRect/>
+                          </a:stretch>
+                        </pic:blipFill>
+                        <pic:spPr>
+                          <a:xfrm>
+                            <a:off x="0" y="0"/>
+                            <a:ext cx="606552" cy="146304"/>
+                          </a:xfrm>
+                          <a:prstGeom prst="rect"/>
+                        </pic:spPr>
+                      </pic:pic>
+                    </a:graphicData>
+                  </a:graphic>
+                </wp:inline>
+              </w:drawing>
+            </w:r>
+          </w:p>
+          <w:p>
+            <w:pPr>
+              <w:spacing w:before="40" w:after="40"/>
+              <w:ind w:left="1300" w:hanging="380"/>
+            </w:pPr>
+            <w:r>
+              <w:rPr>
+                <w:rFonts w:ascii="FreeSerif" w:hAnsi="FreeSerif" w:eastAsia="FreeSerif"/>
+                <w:b w:val="0"/>
+                <w:i w:val="0"/>
                 <w:color w:val="9E1B32"/>
                 <w:sz w:val="22"/>
               </w:rPr>
@@ -2327,13 +2386,13 @@
                 <w:color w:val="9E1B32"/>
                 <w:sz w:val="22"/>
               </w:rPr>
-              <w:t xml:space="preserve">A.  </w:t>
+              <w:t xml:space="preserve">B.  </w:t>
             </w:r>
             <w:r>
               <w:drawing>
                 <wp:inline xmlns:a="http://schemas.openxmlformats.org/drawingml/2006/main" xmlns:pic="http://schemas.openxmlformats.org/drawingml/2006/picture">
                   <wp:extent cx="649224" cy="146304"/>
-                  <wp:docPr id="25" name="Picture 25"/>
+                  <wp:docPr id="26" name="Picture 26"/>
                   <wp:cNvGraphicFramePr>
                     <a:graphicFrameLocks noChangeAspect="1"/>
                   </wp:cNvGraphicFramePr>
@@ -2345,7 +2404,7 @@
                           <pic:cNvPicPr/>
                         </pic:nvPicPr>
                         <pic:blipFill>
-                          <a:blip r:embed="rId32"/>
+                          <a:blip r:embed="rId33"/>
                           <a:stretch>
                             <a:fillRect/>
                           </a:stretch>
@@ -2386,13 +2445,13 @@
                 <w:color w:val="1A1A1A"/>
                 <w:sz w:val="22"/>
               </w:rPr>
-              <w:t xml:space="preserve">B.  </w:t>
+              <w:t xml:space="preserve">C.  </w:t>
             </w:r>
             <w:r>
               <w:drawing>
                 <wp:inline xmlns:a="http://schemas.openxmlformats.org/drawingml/2006/main" xmlns:pic="http://schemas.openxmlformats.org/drawingml/2006/picture">
                   <wp:extent cx="646176" cy="146304"/>
-                  <wp:docPr id="26" name="Picture 26"/>
+                  <wp:docPr id="27" name="Picture 27"/>
                   <wp:cNvGraphicFramePr>
                     <a:graphicFrameLocks noChangeAspect="1"/>
                   </wp:cNvGraphicFramePr>
@@ -2404,7 +2463,7 @@
                           <pic:cNvPicPr/>
                         </pic:nvPicPr>
                         <pic:blipFill>
-                          <a:blip r:embed="rId33"/>
+                          <a:blip r:embed="rId34"/>
                           <a:stretch>
                             <a:fillRect/>
                           </a:stretch>
@@ -2413,65 +2472,6 @@
                           <a:xfrm>
                             <a:off x="0" y="0"/>
                             <a:ext cx="646176" cy="146304"/>
-                          </a:xfrm>
-                          <a:prstGeom prst="rect"/>
-                        </pic:spPr>
-                      </pic:pic>
-                    </a:graphicData>
-                  </a:graphic>
-                </wp:inline>
-              </w:drawing>
-            </w:r>
-          </w:p>
-          <w:p>
-            <w:pPr>
-              <w:spacing w:before="40" w:after="40"/>
-              <w:ind w:left="1300" w:hanging="380"/>
-            </w:pPr>
-            <w:r>
-              <w:rPr>
-                <w:rFonts w:ascii="FreeSerif" w:hAnsi="FreeSerif" w:eastAsia="FreeSerif"/>
-                <w:b w:val="0"/>
-                <w:i w:val="0"/>
-                <w:color w:val="1A1A1A"/>
-                <w:sz w:val="22"/>
-              </w:rPr>
-              <w:t xml:space="preserve">○   </w:t>
-            </w:r>
-            <w:r>
-              <w:rPr>
-                <w:b w:val="0"/>
-                <w:i w:val="0"/>
-                <w:color w:val="1A1A1A"/>
-                <w:sz w:val="22"/>
-              </w:rPr>
-              <w:t xml:space="preserve">C.  </w:t>
-            </w:r>
-            <w:r>
-              <w:drawing>
-                <wp:inline xmlns:a="http://schemas.openxmlformats.org/drawingml/2006/main" xmlns:pic="http://schemas.openxmlformats.org/drawingml/2006/picture">
-                  <wp:extent cx="606552" cy="146304"/>
-                  <wp:docPr id="27" name="Picture 27"/>
-                  <wp:cNvGraphicFramePr>
-                    <a:graphicFrameLocks noChangeAspect="1"/>
-                  </wp:cNvGraphicFramePr>
-                  <a:graphic>
-                    <a:graphicData uri="http://schemas.openxmlformats.org/drawingml/2006/picture">
-                      <pic:pic>
-                        <pic:nvPicPr>
-                          <pic:cNvPr id="0" name="3d7226aff490f32b.png"/>
-                          <pic:cNvPicPr/>
-                        </pic:nvPicPr>
-                        <pic:blipFill>
-                          <a:blip r:embed="rId34"/>
-                          <a:stretch>
-                            <a:fillRect/>
-                          </a:stretch>
-                        </pic:blipFill>
-                        <pic:spPr>
-                          <a:xfrm>
-                            <a:off x="0" y="0"/>
-                            <a:ext cx="606552" cy="146304"/>
                           </a:xfrm>
                           <a:prstGeom prst="rect"/>
                         </pic:spPr>
@@ -2553,7 +2553,7 @@
                 <w:color w:val="9E1B32"/>
                 <w:sz w:val="22"/>
               </w:rPr>
-              <w:t>A</w:t>
+              <w:t>B</w:t>
             </w:r>
           </w:p>
         </w:tc>
@@ -2650,7 +2650,7 @@
             <w:r>
               <w:drawing>
                 <wp:inline xmlns:a="http://schemas.openxmlformats.org/drawingml/2006/main" xmlns:pic="http://schemas.openxmlformats.org/drawingml/2006/picture">
-                  <wp:extent cx="655320" cy="146304"/>
+                  <wp:extent cx="697992" cy="149352"/>
                   <wp:docPr id="29" name="Picture 29"/>
                   <wp:cNvGraphicFramePr>
                     <a:graphicFrameLocks noChangeAspect="1"/>
@@ -2659,7 +2659,7 @@
                     <a:graphicData uri="http://schemas.openxmlformats.org/drawingml/2006/picture">
                       <pic:pic>
                         <pic:nvPicPr>
-                          <pic:cNvPr id="0" name="939f76c62c76ed5e.png"/>
+                          <pic:cNvPr id="0" name="862f44129f20d60d.png"/>
                           <pic:cNvPicPr/>
                         </pic:nvPicPr>
                         <pic:blipFill>
@@ -2671,7 +2671,7 @@
                         <pic:spPr>
                           <a:xfrm>
                             <a:off x="0" y="0"/>
-                            <a:ext cx="655320" cy="146304"/>
+                            <a:ext cx="697992" cy="149352"/>
                           </a:xfrm>
                           <a:prstGeom prst="rect"/>
                         </pic:spPr>
@@ -2709,67 +2709,8 @@
             <w:r>
               <w:drawing>
                 <wp:inline xmlns:a="http://schemas.openxmlformats.org/drawingml/2006/main" xmlns:pic="http://schemas.openxmlformats.org/drawingml/2006/picture">
-                  <wp:extent cx="612648" cy="146304"/>
+                  <wp:extent cx="734568" cy="146304"/>
                   <wp:docPr id="30" name="Picture 30"/>
-                  <wp:cNvGraphicFramePr>
-                    <a:graphicFrameLocks noChangeAspect="1"/>
-                  </wp:cNvGraphicFramePr>
-                  <a:graphic>
-                    <a:graphicData uri="http://schemas.openxmlformats.org/drawingml/2006/picture">
-                      <pic:pic>
-                        <pic:nvPicPr>
-                          <pic:cNvPr id="0" name="41d5828347c2bb5c.png"/>
-                          <pic:cNvPicPr/>
-                        </pic:nvPicPr>
-                        <pic:blipFill>
-                          <a:blip r:embed="rId37"/>
-                          <a:stretch>
-                            <a:fillRect/>
-                          </a:stretch>
-                        </pic:blipFill>
-                        <pic:spPr>
-                          <a:xfrm>
-                            <a:off x="0" y="0"/>
-                            <a:ext cx="612648" cy="146304"/>
-                          </a:xfrm>
-                          <a:prstGeom prst="rect"/>
-                        </pic:spPr>
-                      </pic:pic>
-                    </a:graphicData>
-                  </a:graphic>
-                </wp:inline>
-              </w:drawing>
-            </w:r>
-          </w:p>
-          <w:p>
-            <w:pPr>
-              <w:spacing w:before="40" w:after="40"/>
-              <w:ind w:left="1300" w:hanging="380"/>
-            </w:pPr>
-            <w:r>
-              <w:rPr>
-                <w:rFonts w:ascii="FreeSerif" w:hAnsi="FreeSerif" w:eastAsia="FreeSerif"/>
-                <w:b w:val="0"/>
-                <w:i w:val="0"/>
-                <w:color w:val="9E1B32"/>
-                <w:sz w:val="22"/>
-              </w:rPr>
-              <w:t xml:space="preserve">☒   </w:t>
-            </w:r>
-            <w:r>
-              <w:rPr>
-                <w:b/>
-                <w:i w:val="0"/>
-                <w:color w:val="9E1B32"/>
-                <w:sz w:val="22"/>
-              </w:rPr>
-              <w:t xml:space="preserve">C.  </w:t>
-            </w:r>
-            <w:r>
-              <w:drawing>
-                <wp:inline xmlns:a="http://schemas.openxmlformats.org/drawingml/2006/main" xmlns:pic="http://schemas.openxmlformats.org/drawingml/2006/picture">
-                  <wp:extent cx="734568" cy="146304"/>
-                  <wp:docPr id="31" name="Picture 31"/>
                   <wp:cNvGraphicFramePr>
                     <a:graphicFrameLocks noChangeAspect="1"/>
                   </wp:cNvGraphicFramePr>
@@ -2781,7 +2722,7 @@
                           <pic:cNvPicPr/>
                         </pic:nvPicPr>
                         <pic:blipFill>
-                          <a:blip r:embed="rId38"/>
+                          <a:blip r:embed="rId37"/>
                           <a:stretch>
                             <a:fillRect/>
                           </a:stretch>
@@ -2822,13 +2763,13 @@
                 <w:color w:val="9E1B32"/>
                 <w:sz w:val="22"/>
               </w:rPr>
-              <w:t xml:space="preserve">D.  </w:t>
+              <w:t xml:space="preserve">C.  </w:t>
             </w:r>
             <w:r>
               <w:drawing>
                 <wp:inline xmlns:a="http://schemas.openxmlformats.org/drawingml/2006/main" xmlns:pic="http://schemas.openxmlformats.org/drawingml/2006/picture">
-                  <wp:extent cx="697992" cy="149352"/>
-                  <wp:docPr id="32" name="Picture 32"/>
+                  <wp:extent cx="655320" cy="146304"/>
+                  <wp:docPr id="31" name="Picture 31"/>
                   <wp:cNvGraphicFramePr>
                     <a:graphicFrameLocks noChangeAspect="1"/>
                   </wp:cNvGraphicFramePr>
@@ -2836,11 +2777,11 @@
                     <a:graphicData uri="http://schemas.openxmlformats.org/drawingml/2006/picture">
                       <pic:pic>
                         <pic:nvPicPr>
-                          <pic:cNvPr id="0" name="862f44129f20d60d.png"/>
+                          <pic:cNvPr id="0" name="939f76c62c76ed5e.png"/>
                           <pic:cNvPicPr/>
                         </pic:nvPicPr>
                         <pic:blipFill>
-                          <a:blip r:embed="rId39"/>
+                          <a:blip r:embed="rId38"/>
                           <a:stretch>
                             <a:fillRect/>
                           </a:stretch>
@@ -2848,7 +2789,7 @@
                         <pic:spPr>
                           <a:xfrm>
                             <a:off x="0" y="0"/>
-                            <a:ext cx="697992" cy="149352"/>
+                            <a:ext cx="655320" cy="146304"/>
                           </a:xfrm>
                           <a:prstGeom prst="rect"/>
                         </pic:spPr>
@@ -2881,13 +2822,13 @@
                 <w:color w:val="1A1A1A"/>
                 <w:sz w:val="22"/>
               </w:rPr>
-              <w:t xml:space="preserve">E.  </w:t>
+              <w:t xml:space="preserve">D.  </w:t>
             </w:r>
             <w:r>
               <w:drawing>
                 <wp:inline xmlns:a="http://schemas.openxmlformats.org/drawingml/2006/main" xmlns:pic="http://schemas.openxmlformats.org/drawingml/2006/picture">
                   <wp:extent cx="652272" cy="146304"/>
-                  <wp:docPr id="33" name="Picture 33"/>
+                  <wp:docPr id="32" name="Picture 32"/>
                   <wp:cNvGraphicFramePr>
                     <a:graphicFrameLocks noChangeAspect="1"/>
                   </wp:cNvGraphicFramePr>
@@ -2899,6 +2840,65 @@
                           <pic:cNvPicPr/>
                         </pic:nvPicPr>
                         <pic:blipFill>
+                          <a:blip r:embed="rId39"/>
+                          <a:stretch>
+                            <a:fillRect/>
+                          </a:stretch>
+                        </pic:blipFill>
+                        <pic:spPr>
+                          <a:xfrm>
+                            <a:off x="0" y="0"/>
+                            <a:ext cx="652272" cy="146304"/>
+                          </a:xfrm>
+                          <a:prstGeom prst="rect"/>
+                        </pic:spPr>
+                      </pic:pic>
+                    </a:graphicData>
+                  </a:graphic>
+                </wp:inline>
+              </w:drawing>
+            </w:r>
+          </w:p>
+          <w:p>
+            <w:pPr>
+              <w:spacing w:before="40" w:after="40"/>
+              <w:ind w:left="1300" w:hanging="380"/>
+            </w:pPr>
+            <w:r>
+              <w:rPr>
+                <w:rFonts w:ascii="FreeSerif" w:hAnsi="FreeSerif" w:eastAsia="FreeSerif"/>
+                <w:b w:val="0"/>
+                <w:i w:val="0"/>
+                <w:color w:val="9E1B32"/>
+                <w:sz w:val="22"/>
+              </w:rPr>
+              <w:t xml:space="preserve">☒   </w:t>
+            </w:r>
+            <w:r>
+              <w:rPr>
+                <w:b/>
+                <w:i w:val="0"/>
+                <w:color w:val="9E1B32"/>
+                <w:sz w:val="22"/>
+              </w:rPr>
+              <w:t xml:space="preserve">E.  </w:t>
+            </w:r>
+            <w:r>
+              <w:drawing>
+                <wp:inline xmlns:a="http://schemas.openxmlformats.org/drawingml/2006/main" xmlns:pic="http://schemas.openxmlformats.org/drawingml/2006/picture">
+                  <wp:extent cx="612648" cy="146304"/>
+                  <wp:docPr id="33" name="Picture 33"/>
+                  <wp:cNvGraphicFramePr>
+                    <a:graphicFrameLocks noChangeAspect="1"/>
+                  </wp:cNvGraphicFramePr>
+                  <a:graphic>
+                    <a:graphicData uri="http://schemas.openxmlformats.org/drawingml/2006/picture">
+                      <pic:pic>
+                        <pic:nvPicPr>
+                          <pic:cNvPr id="0" name="41d5828347c2bb5c.png"/>
+                          <pic:cNvPicPr/>
+                        </pic:nvPicPr>
+                        <pic:blipFill>
                           <a:blip r:embed="rId40"/>
                           <a:stretch>
                             <a:fillRect/>
@@ -2907,7 +2907,7 @@
                         <pic:spPr>
                           <a:xfrm>
                             <a:off x="0" y="0"/>
-                            <a:ext cx="652272" cy="146304"/>
+                            <a:ext cx="612648" cy="146304"/>
                           </a:xfrm>
                           <a:prstGeom prst="rect"/>
                         </pic:spPr>
@@ -2989,7 +2989,7 @@
                 <w:color w:val="9E1B32"/>
                 <w:sz w:val="22"/>
               </w:rPr>
-              <w:t>A, B, C and D</w:t>
+              <w:t>A, B, C and E</w:t>
             </w:r>
           </w:p>
           <w:p>
@@ -3004,7 +3004,7 @@
                 <w:color w:val="6B6B6B"/>
                 <w:sz w:val="19"/>
               </w:rPr>
-              <w:t>Only A is in scientific notation.</w:t>
+              <w:t>Only C is in scientific notation.</w:t>
             </w:r>
           </w:p>
         </w:tc>
